--- a/examples/timeseries/doc/11_torch_ts_mlp.docx
+++ b/examples/timeseries/doc/11_torch_ts_mlp.docx
@@ -97,6 +97,45 @@
       <w:pPr>
         <w:pStyle w:val="SourceCode"/>
       </w:pPr>
+      <w:r>
+        <w:rPr>
+          <w:rStyle w:val="FunctionTok"/>
+        </w:rPr>
+        <w:t xml:space="preserve">source</w:t>
+      </w:r>
+      <w:r>
+        <w:rPr>
+          <w:rStyle w:val="NormalTok"/>
+        </w:rPr>
+        <w:t xml:space="preserve">(</w:t>
+      </w:r>
+      <w:r>
+        <w:rPr>
+          <w:rStyle w:val="FunctionTok"/>
+        </w:rPr>
+        <w:t xml:space="preserve">url</w:t>
+      </w:r>
+      <w:r>
+        <w:rPr>
+          <w:rStyle w:val="NormalTok"/>
+        </w:rPr>
+        <w:t xml:space="preserve">(</w:t>
+      </w:r>
+      <w:r>
+        <w:rPr>
+          <w:rStyle w:val="StringTok"/>
+        </w:rPr>
+        <w:t xml:space="preserve">"https://raw.githubusercontent.com/cefet-rj-dal/daltoolboxdp/main/examples/seed.R"</w:t>
+      </w:r>
+      <w:r>
+        <w:rPr>
+          <w:rStyle w:val="NormalTok"/>
+        </w:rPr>
+        <w:t xml:space="preserve">))</w:t>
+      </w:r>
+      <w:r>
+        <w:br/>
+      </w:r>
       <w:r>
         <w:rPr>
           <w:rStyle w:val="CommentTok"/>
@@ -1014,6 +1053,21 @@
       </w:r>
       <w:r>
         <w:rPr>
+          <w:rStyle w:val="FunctionTok"/>
+        </w:rPr>
+        <w:t xml:space="preserve">set_example_seed</w:t>
+      </w:r>
+      <w:r>
+        <w:rPr>
+          <w:rStyle w:val="NormalTok"/>
+        </w:rPr>
+        <w:t xml:space="preserve">()</w:t>
+      </w:r>
+      <w:r>
+        <w:br/>
+      </w:r>
+      <w:r>
+        <w:rPr>
           <w:rStyle w:val="NormalTok"/>
         </w:rPr>
         <w:t xml:space="preserve">model </w:t>
@@ -1581,7 +1635,7 @@
         <w:rPr>
           <w:rStyle w:val="VerbatimChar"/>
         </w:rPr>
-        <w:t xml:space="preserve">## [1] 4.621556e-07</w:t>
+        <w:t xml:space="preserve">## [1] 1.39582e-06</w:t>
       </w:r>
     </w:p>
     <w:p>
@@ -1911,7 +1965,7 @@
         <w:rPr>
           <w:rStyle w:val="VerbatimChar"/>
         </w:rPr>
-        <w:t xml:space="preserve">## [1] "0.41, 0.41"   "0.17, 0.17"   "-0.08, -0.07" "-0.32, -0.32" "-0.54, -0.54"</w:t>
+        <w:t xml:space="preserve">## [1] "0.41, 0.41"   "0.17, 0.18"   "-0.08, -0.07" "-0.32, -0.32" "-0.54, -0.54"</w:t>
       </w:r>
     </w:p>
     <w:p>
@@ -2025,7 +2079,7 @@
         <w:rPr>
           <w:rStyle w:val="VerbatimChar"/>
         </w:rPr>
-        <w:t xml:space="preserve">## 1 1.479336e-07 0.00143209 0.9999987</w:t>
+        <w:t xml:space="preserve">## 1 3.767571e-06 0.00759567 0.9999675</w:t>
       </w:r>
     </w:p>
     <w:p>
@@ -2125,7 +2179,7 @@
         <w:rPr>
           <w:rStyle w:val="VerbatimChar"/>
         </w:rPr>
-        <w:t xml:space="preserve">## [1] "smape: 0.14"</w:t>
+        <w:t xml:space="preserve">## [1] "smape: 0.76"</w:t>
       </w:r>
     </w:p>
     <w:p>
@@ -2344,7 +2398,7 @@
               <a:graphicData uri="http://schemas.openxmlformats.org/drawingml/2006/picture">
                 <pic:pic>
                   <pic:nvPicPr>
-                    <pic:cNvPr descr="/home/gpca/daltoolboxdp/examples/timeseries/doc/11_torch_ts_mlp_files/6ad88a97b2f9049c8712a5566cd86994ad0a3577.png" id="14" name="Picture"/>
+                    <pic:cNvPr descr="/home/gpca/daltoolboxdp/examples/timeseries/doc/11_torch_ts_mlp_files/e61c7f01e4cf5824d94d00433f147b4b79ce126d.png" id="14" name="Picture"/>
                     <pic:cNvPicPr>
                       <a:picLocks noChangeArrowheads="1" noChangeAspect="1"/>
                     </pic:cNvPicPr>
@@ -2899,7 +2953,7 @@
               <a:graphicData uri="http://schemas.openxmlformats.org/drawingml/2006/picture">
                 <pic:pic>
                   <pic:nvPicPr>
-                    <pic:cNvPr descr="/home/gpca/daltoolboxdp/examples/timeseries/doc/11_torch_ts_mlp_files/c7289957798f15dba50c8394ce3351fea383ec00.png" id="17" name="Picture"/>
+                    <pic:cNvPr descr="/home/gpca/daltoolboxdp/examples/timeseries/doc/11_torch_ts_mlp_files/7ed04fefedcdfcde64b4186236969968877482f4.png" id="17" name="Picture"/>
                     <pic:cNvPicPr>
                       <a:picLocks noChangeArrowheads="1" noChangeAspect="1"/>
                     </pic:cNvPicPr>

--- a/examples/timeseries/doc/11_torch_ts_mlp.docx
+++ b/examples/timeseries/doc/11_torch_ts_mlp.docx
@@ -775,6 +775,98 @@
     <w:p>
       <w:pPr>
         <w:pStyle w:val="FirstParagraph"/>
+      </w:pPr>
+      <w:r>
+        <w:t xml:space="preserve">Contract note</w:t>
+      </w:r>
+      <w:r>
+        <w:t xml:space="preserve"> </w:t>
+      </w:r>
+      <w:r>
+        <w:t xml:space="preserve">-</w:t>
+      </w:r>
+      <w:r>
+        <w:t xml:space="preserve"> </w:t>
+      </w:r>
+      <w:r>
+        <w:rPr>
+          <w:rStyle w:val="VerbatimChar"/>
+        </w:rPr>
+        <w:t xml:space="preserve">fit()</w:t>
+      </w:r>
+      <w:r>
+        <w:t xml:space="preserve"> </w:t>
+      </w:r>
+      <w:r>
+        <w:t xml:space="preserve">consumes the supervised projection</w:t>
+      </w:r>
+      <w:r>
+        <w:t xml:space="preserve"> </w:t>
+      </w:r>
+      <w:r>
+        <w:rPr>
+          <w:rStyle w:val="VerbatimChar"/>
+        </w:rPr>
+        <w:t xml:space="preserve">x = io_train$input</w:t>
+      </w:r>
+      <w:r>
+        <w:t xml:space="preserve"> </w:t>
+      </w:r>
+      <w:r>
+        <w:t xml:space="preserve">and</w:t>
+      </w:r>
+      <w:r>
+        <w:t xml:space="preserve"> </w:t>
+      </w:r>
+      <w:r>
+        <w:rPr>
+          <w:rStyle w:val="VerbatimChar"/>
+        </w:rPr>
+        <w:t xml:space="preserve">y = io_train$output</w:t>
+      </w:r>
+      <w:r>
+        <w:t xml:space="preserve">.</w:t>
+      </w:r>
+      <w:r>
+        <w:t xml:space="preserve"> </w:t>
+      </w:r>
+      <w:r>
+        <w:t xml:space="preserve">-</w:t>
+      </w:r>
+      <w:r>
+        <w:t xml:space="preserve"> </w:t>
+      </w:r>
+      <w:r>
+        <w:rPr>
+          <w:rStyle w:val="VerbatimChar"/>
+        </w:rPr>
+        <w:t xml:space="preserve">predict()</w:t>
+      </w:r>
+      <w:r>
+        <w:t xml:space="preserve"> </w:t>
+      </w:r>
+      <w:r>
+        <w:t xml:space="preserve">is interpreted here as the numeric forecast path;</w:t>
+      </w:r>
+      <w:r>
+        <w:t xml:space="preserve"> </w:t>
+      </w:r>
+      <w:r>
+        <w:rPr>
+          <w:rStyle w:val="VerbatimChar"/>
+        </w:rPr>
+        <w:t xml:space="preserve">as.vector()</w:t>
+      </w:r>
+      <w:r>
+        <w:t xml:space="preserve"> </w:t>
+      </w:r>
+      <w:r>
+        <w:t xml:space="preserve">keeps that explicit for downstream code.</w:t>
+      </w:r>
+    </w:p>
+    <w:p>
+      <w:pPr>
+        <w:pStyle w:val="BodyText"/>
       </w:pPr>
       <w:r>
         <w:t xml:space="preserve">We now train the MLP forecaster on the prepared training data.</w:t>

--- a/examples/timeseries/doc/11_torch_ts_mlp.docx
+++ b/examples/timeseries/doc/11_torch_ts_mlp.docx
@@ -372,7 +372,7 @@
         <w:rPr>
           <w:rStyle w:val="VerbatimChar"/>
         </w:rPr>
-        <w:t xml:space="preserve">##             t9        t8        t7        t6        t5        t4        t3        t2        t1        t0</w:t>
+        <w:t xml:space="preserve">##             t9        t8        t7        t6        t5        t4        t3</w:t>
       </w:r>
       <w:r>
         <w:br/>
@@ -381,7 +381,7 @@
         <w:rPr>
           <w:rStyle w:val="VerbatimChar"/>
         </w:rPr>
-        <w:t xml:space="preserve">## [1,] 0.0000000 0.2474040 0.4794255 0.6816388 0.8414710 0.9489846 0.9974950 0.9839859 0.9092974 0.7780732</w:t>
+        <w:t xml:space="preserve">## [1,] 0.0000000 0.2474040 0.4794255 0.6816388 0.8414710 0.9489846 0.9974950</w:t>
       </w:r>
       <w:r>
         <w:br/>
@@ -390,7 +390,7 @@
         <w:rPr>
           <w:rStyle w:val="VerbatimChar"/>
         </w:rPr>
-        <w:t xml:space="preserve">## [2,] 0.2474040 0.4794255 0.6816388 0.8414710 0.9489846 0.9974950 0.9839859 0.9092974 0.7780732 0.5984721</w:t>
+        <w:t xml:space="preserve">## [2,] 0.2474040 0.4794255 0.6816388 0.8414710 0.9489846 0.9974950 0.9839859</w:t>
       </w:r>
       <w:r>
         <w:br/>
@@ -399,7 +399,43 @@
         <w:rPr>
           <w:rStyle w:val="VerbatimChar"/>
         </w:rPr>
-        <w:t xml:space="preserve">## [3,] 0.4794255 0.6816388 0.8414710 0.9489846 0.9974950 0.9839859 0.9092974 0.7780732 0.5984721 0.3816610</w:t>
+        <w:t xml:space="preserve">## [3,] 0.4794255 0.6816388 0.8414710 0.9489846 0.9974950 0.9839859 0.9092974</w:t>
+      </w:r>
+      <w:r>
+        <w:br/>
+      </w:r>
+      <w:r>
+        <w:rPr>
+          <w:rStyle w:val="VerbatimChar"/>
+        </w:rPr>
+        <w:t xml:space="preserve">##             t2        t1        t0</w:t>
+      </w:r>
+      <w:r>
+        <w:br/>
+      </w:r>
+      <w:r>
+        <w:rPr>
+          <w:rStyle w:val="VerbatimChar"/>
+        </w:rPr>
+        <w:t xml:space="preserve">## [1,] 0.9839859 0.9092974 0.7780732</w:t>
+      </w:r>
+      <w:r>
+        <w:br/>
+      </w:r>
+      <w:r>
+        <w:rPr>
+          <w:rStyle w:val="VerbatimChar"/>
+        </w:rPr>
+        <w:t xml:space="preserve">## [2,] 0.9092974 0.7780732 0.5984721</w:t>
+      </w:r>
+      <w:r>
+        <w:br/>
+      </w:r>
+      <w:r>
+        <w:rPr>
+          <w:rStyle w:val="VerbatimChar"/>
+        </w:rPr>
+        <w:t xml:space="preserve">## [3,] 0.7780732 0.5984721 0.3816610</w:t>
       </w:r>
     </w:p>
     <w:p>
@@ -570,7 +606,7 @@
               <a:graphicData uri="http://schemas.openxmlformats.org/drawingml/2006/picture">
                 <pic:pic>
                   <pic:nvPicPr>
-                    <pic:cNvPr descr="/home/gpca/daltoolboxdp/examples/timeseries/doc/11_torch_ts_mlp_files/2311a3ccdefa9666c559bd154e42236a6cdf3fea.png" id="11" name="Picture"/>
+                    <pic:cNvPr descr="C:\Git\dal\daltoolboxdp\examples\timeseries\doc\11_torch_ts_mlp_files/716a4d1e457f97618aa46ca41f6f38e17df76816.png" id="11" name="Picture"/>
                     <pic:cNvPicPr>
                       <a:picLocks noChangeArrowheads="1" noChangeAspect="1"/>
                     </pic:cNvPicPr>
@@ -1727,7 +1763,7 @@
         <w:rPr>
           <w:rStyle w:val="VerbatimChar"/>
         </w:rPr>
-        <w:t xml:space="preserve">## [1] 1.39582e-06</w:t>
+        <w:t xml:space="preserve">## [1] 1.353696e-06</w:t>
       </w:r>
     </w:p>
     <w:p>
@@ -2162,7 +2198,7 @@
         <w:rPr>
           <w:rStyle w:val="VerbatimChar"/>
         </w:rPr>
-        <w:t xml:space="preserve">##            mse      smape        R2</w:t>
+        <w:t xml:space="preserve">##            mse       smape        R2</w:t>
       </w:r>
       <w:r>
         <w:br/>
@@ -2171,7 +2207,7 @@
         <w:rPr>
           <w:rStyle w:val="VerbatimChar"/>
         </w:rPr>
-        <w:t xml:space="preserve">## 1 3.767571e-06 0.00759567 0.9999675</w:t>
+        <w:t xml:space="preserve">## 1 3.745411e-06 0.007592357 0.9999677</w:t>
       </w:r>
     </w:p>
     <w:p>
@@ -2490,7 +2526,7 @@
               <a:graphicData uri="http://schemas.openxmlformats.org/drawingml/2006/picture">
                 <pic:pic>
                   <pic:nvPicPr>
-                    <pic:cNvPr descr="/home/gpca/daltoolboxdp/examples/timeseries/doc/11_torch_ts_mlp_files/e61c7f01e4cf5824d94d00433f147b4b79ce126d.png" id="14" name="Picture"/>
+                    <pic:cNvPr descr="C:\Git\dal\daltoolboxdp\examples\timeseries\doc\11_torch_ts_mlp_files/c7418abf1316336a75c4065963664f8350db6995.png" id="14" name="Picture"/>
                     <pic:cNvPicPr>
                       <a:picLocks noChangeArrowheads="1" noChangeAspect="1"/>
                     </pic:cNvPicPr>
@@ -3045,7 +3081,7 @@
               <a:graphicData uri="http://schemas.openxmlformats.org/drawingml/2006/picture">
                 <pic:pic>
                   <pic:nvPicPr>
-                    <pic:cNvPr descr="/home/gpca/daltoolboxdp/examples/timeseries/doc/11_torch_ts_mlp_files/7ed04fefedcdfcde64b4186236969968877482f4.png" id="17" name="Picture"/>
+                    <pic:cNvPr descr="C:\Git\dal\daltoolboxdp\examples\timeseries\doc\11_torch_ts_mlp_files/949b460071a95cdb99ce18bb6ef0a5b411856fb1.png" id="17" name="Picture"/>
                     <pic:cNvPicPr>
                       <a:picLocks noChangeArrowheads="1" noChangeAspect="1"/>
                     </pic:cNvPicPr>

--- a/examples/timeseries/doc/11_torch_ts_mlp.docx
+++ b/examples/timeseries/doc/11_torch_ts_mlp.docx
@@ -372,7 +372,7 @@
         <w:rPr>
           <w:rStyle w:val="VerbatimChar"/>
         </w:rPr>
-        <w:t xml:space="preserve">##             t9        t8        t7        t6        t5        t4        t3</w:t>
+        <w:t xml:space="preserve">##             t9        t8        t7        t6        t5        t4        t3        t2        t1        t0</w:t>
       </w:r>
       <w:r>
         <w:br/>
@@ -381,7 +381,7 @@
         <w:rPr>
           <w:rStyle w:val="VerbatimChar"/>
         </w:rPr>
-        <w:t xml:space="preserve">## [1,] 0.0000000 0.2474040 0.4794255 0.6816388 0.8414710 0.9489846 0.9974950</w:t>
+        <w:t xml:space="preserve">## [1,] 0.0000000 0.2474040 0.4794255 0.6816388 0.8414710 0.9489846 0.9974950 0.9839859 0.9092974 0.7780732</w:t>
       </w:r>
       <w:r>
         <w:br/>
@@ -390,7 +390,7 @@
         <w:rPr>
           <w:rStyle w:val="VerbatimChar"/>
         </w:rPr>
-        <w:t xml:space="preserve">## [2,] 0.2474040 0.4794255 0.6816388 0.8414710 0.9489846 0.9974950 0.9839859</w:t>
+        <w:t xml:space="preserve">## [2,] 0.2474040 0.4794255 0.6816388 0.8414710 0.9489846 0.9974950 0.9839859 0.9092974 0.7780732 0.5984721</w:t>
       </w:r>
       <w:r>
         <w:br/>
@@ -399,43 +399,7 @@
         <w:rPr>
           <w:rStyle w:val="VerbatimChar"/>
         </w:rPr>
-        <w:t xml:space="preserve">## [3,] 0.4794255 0.6816388 0.8414710 0.9489846 0.9974950 0.9839859 0.9092974</w:t>
-      </w:r>
-      <w:r>
-        <w:br/>
-      </w:r>
-      <w:r>
-        <w:rPr>
-          <w:rStyle w:val="VerbatimChar"/>
-        </w:rPr>
-        <w:t xml:space="preserve">##             t2        t1        t0</w:t>
-      </w:r>
-      <w:r>
-        <w:br/>
-      </w:r>
-      <w:r>
-        <w:rPr>
-          <w:rStyle w:val="VerbatimChar"/>
-        </w:rPr>
-        <w:t xml:space="preserve">## [1,] 0.9839859 0.9092974 0.7780732</w:t>
-      </w:r>
-      <w:r>
-        <w:br/>
-      </w:r>
-      <w:r>
-        <w:rPr>
-          <w:rStyle w:val="VerbatimChar"/>
-        </w:rPr>
-        <w:t xml:space="preserve">## [2,] 0.9092974 0.7780732 0.5984721</w:t>
-      </w:r>
-      <w:r>
-        <w:br/>
-      </w:r>
-      <w:r>
-        <w:rPr>
-          <w:rStyle w:val="VerbatimChar"/>
-        </w:rPr>
-        <w:t xml:space="preserve">## [3,] 0.7780732 0.5984721 0.3816610</w:t>
+        <w:t xml:space="preserve">## [3,] 0.4794255 0.6816388 0.8414710 0.9489846 0.9974950 0.9839859 0.9092974 0.7780732 0.5984721 0.3816610</w:t>
       </w:r>
     </w:p>
     <w:p>
@@ -606,7 +570,7 @@
               <a:graphicData uri="http://schemas.openxmlformats.org/drawingml/2006/picture">
                 <pic:pic>
                   <pic:nvPicPr>
-                    <pic:cNvPr descr="C:\Git\dal\daltoolboxdp\examples\timeseries\doc\11_torch_ts_mlp_files/716a4d1e457f97618aa46ca41f6f38e17df76816.png" id="11" name="Picture"/>
+                    <pic:cNvPr descr="/home/gpca/daltoolboxdp/examples/timeseries/doc/11_torch_ts_mlp_files/2311a3ccdefa9666c559bd154e42236a6cdf3fea.png" id="11" name="Picture"/>
                     <pic:cNvPicPr>
                       <a:picLocks noChangeArrowheads="1" noChangeAspect="1"/>
                     </pic:cNvPicPr>
@@ -1763,7 +1727,7 @@
         <w:rPr>
           <w:rStyle w:val="VerbatimChar"/>
         </w:rPr>
-        <w:t xml:space="preserve">## [1] 1.353696e-06</w:t>
+        <w:t xml:space="preserve">## [1] 1.39582e-06</w:t>
       </w:r>
     </w:p>
     <w:p>
@@ -2198,7 +2162,7 @@
         <w:rPr>
           <w:rStyle w:val="VerbatimChar"/>
         </w:rPr>
-        <w:t xml:space="preserve">##            mse       smape        R2</w:t>
+        <w:t xml:space="preserve">##            mse      smape        R2</w:t>
       </w:r>
       <w:r>
         <w:br/>
@@ -2207,7 +2171,7 @@
         <w:rPr>
           <w:rStyle w:val="VerbatimChar"/>
         </w:rPr>
-        <w:t xml:space="preserve">## 1 3.745411e-06 0.007592357 0.9999677</w:t>
+        <w:t xml:space="preserve">## 1 3.767571e-06 0.00759567 0.9999675</w:t>
       </w:r>
     </w:p>
     <w:p>
@@ -2526,7 +2490,7 @@
               <a:graphicData uri="http://schemas.openxmlformats.org/drawingml/2006/picture">
                 <pic:pic>
                   <pic:nvPicPr>
-                    <pic:cNvPr descr="C:\Git\dal\daltoolboxdp\examples\timeseries\doc\11_torch_ts_mlp_files/c7418abf1316336a75c4065963664f8350db6995.png" id="14" name="Picture"/>
+                    <pic:cNvPr descr="/home/gpca/daltoolboxdp/examples/timeseries/doc/11_torch_ts_mlp_files/e61c7f01e4cf5824d94d00433f147b4b79ce126d.png" id="14" name="Picture"/>
                     <pic:cNvPicPr>
                       <a:picLocks noChangeArrowheads="1" noChangeAspect="1"/>
                     </pic:cNvPicPr>
@@ -3081,7 +3045,7 @@
               <a:graphicData uri="http://schemas.openxmlformats.org/drawingml/2006/picture">
                 <pic:pic>
                   <pic:nvPicPr>
-                    <pic:cNvPr descr="C:\Git\dal\daltoolboxdp\examples\timeseries\doc\11_torch_ts_mlp_files/949b460071a95cdb99ce18bb6ef0a5b411856fb1.png" id="17" name="Picture"/>
+                    <pic:cNvPr descr="/home/gpca/daltoolboxdp/examples/timeseries/doc/11_torch_ts_mlp_files/7ed04fefedcdfcde64b4186236969968877482f4.png" id="17" name="Picture"/>
                     <pic:cNvPicPr>
                       <a:picLocks noChangeArrowheads="1" noChangeAspect="1"/>
                     </pic:cNvPicPr>
